--- a/UseCases/Use Cases.docx
+++ b/UseCases/Use Cases.docx
@@ -66,7 +66,7 @@
           <w:sz w:val="40"/>
           <w:szCs w:val="40"/>
         </w:rPr>
-        <w:t>Signup (Email Confirmation, Verify Phone Number)</w:t>
+        <w:t>Signup (Verify Phone Number)</w:t>
       </w:r>
       <w:r>
         <w:rPr>
@@ -170,7 +170,21 @@
           <w:sz w:val="40"/>
           <w:szCs w:val="40"/>
         </w:rPr>
-        <w:t>Forget Password</w:t>
+        <w:t>Forg</w:t>
+      </w:r>
+      <w:r>
+        <w:rPr>
+          <w:sz w:val="40"/>
+          <w:szCs w:val="40"/>
+        </w:rPr>
+        <w:t>o</w:t>
+      </w:r>
+      <w:r>
+        <w:rPr>
+          <w:sz w:val="40"/>
+          <w:szCs w:val="40"/>
+        </w:rPr>
+        <w:t>t Password</w:t>
       </w:r>
       <w:r>
         <w:rPr>
@@ -188,12 +202,14 @@
           <w:numId w:val="4"/>
         </w:numPr>
         <w:rPr>
-          <w:sz w:val="40"/>
-          <w:szCs w:val="40"/>
-        </w:rPr>
-      </w:pPr>
-      <w:r>
-        <w:rPr>
+          <w:strike/>
+          <w:sz w:val="40"/>
+          <w:szCs w:val="40"/>
+        </w:rPr>
+      </w:pPr>
+      <w:r>
+        <w:rPr>
+          <w:strike/>
           <w:sz w:val="40"/>
           <w:szCs w:val="40"/>
         </w:rPr>
@@ -201,6 +217,7 @@
       </w:r>
       <w:r>
         <w:rPr>
+          <w:strike/>
           <w:sz w:val="40"/>
           <w:szCs w:val="40"/>
         </w:rPr>
@@ -233,41 +250,6 @@
         </w:rPr>
         <w:t xml:space="preserve"> </w:t>
       </w:r>
-    </w:p>
-    <w:p>
-      <w:pPr>
-        <w:pStyle w:val="ListParagraph"/>
-        <w:numPr>
-          <w:ilvl w:val="0"/>
-          <w:numId w:val="4"/>
-        </w:numPr>
-        <w:rPr>
-          <w:sz w:val="40"/>
-          <w:szCs w:val="40"/>
-        </w:rPr>
-      </w:pPr>
-      <w:r>
-        <w:rPr>
-          <w:sz w:val="40"/>
-          <w:szCs w:val="40"/>
-        </w:rPr>
-        <w:t>Update Account info</w:t>
-      </w:r>
-      <w:r>
-        <w:rPr>
-          <w:sz w:val="40"/>
-          <w:szCs w:val="40"/>
-        </w:rPr>
-        <w:t xml:space="preserve"> </w:t>
-      </w:r>
-    </w:p>
-    <w:p>
-      <w:pPr>
-        <w:rPr>
-          <w:sz w:val="40"/>
-          <w:szCs w:val="40"/>
-        </w:rPr>
-      </w:pPr>
     </w:p>
     <w:p>
       <w:pPr>
@@ -459,12 +441,14 @@
           <w:numId w:val="4"/>
         </w:numPr>
         <w:rPr>
-          <w:sz w:val="40"/>
-          <w:szCs w:val="40"/>
-        </w:rPr>
-      </w:pPr>
-      <w:r>
-        <w:rPr>
+          <w:strike/>
+          <w:sz w:val="40"/>
+          <w:szCs w:val="40"/>
+        </w:rPr>
+      </w:pPr>
+      <w:r>
+        <w:rPr>
+          <w:strike/>
           <w:sz w:val="40"/>
           <w:szCs w:val="40"/>
         </w:rPr>
@@ -472,77 +456,12 @@
       </w:r>
       <w:r>
         <w:rPr>
+          <w:strike/>
           <w:sz w:val="40"/>
           <w:szCs w:val="40"/>
         </w:rPr>
         <w:t xml:space="preserve"> </w:t>
       </w:r>
-    </w:p>
-    <w:p>
-      <w:pPr>
-        <w:pStyle w:val="ListParagraph"/>
-        <w:numPr>
-          <w:ilvl w:val="0"/>
-          <w:numId w:val="4"/>
-        </w:numPr>
-        <w:rPr>
-          <w:sz w:val="40"/>
-          <w:szCs w:val="40"/>
-        </w:rPr>
-      </w:pPr>
-      <w:r>
-        <w:rPr>
-          <w:sz w:val="40"/>
-          <w:szCs w:val="40"/>
-        </w:rPr>
-        <w:t>Download Invoice</w:t>
-      </w:r>
-      <w:r>
-        <w:rPr>
-          <w:sz w:val="40"/>
-          <w:szCs w:val="40"/>
-        </w:rPr>
-        <w:t xml:space="preserve"> </w:t>
-      </w:r>
-    </w:p>
-    <w:p>
-      <w:pPr>
-        <w:pStyle w:val="ListParagraph"/>
-        <w:numPr>
-          <w:ilvl w:val="0"/>
-          <w:numId w:val="4"/>
-        </w:numPr>
-        <w:rPr>
-          <w:strike/>
-          <w:sz w:val="40"/>
-          <w:szCs w:val="40"/>
-        </w:rPr>
-      </w:pPr>
-      <w:r>
-        <w:rPr>
-          <w:strike/>
-          <w:sz w:val="40"/>
-          <w:szCs w:val="40"/>
-        </w:rPr>
-        <w:lastRenderedPageBreak/>
-        <w:t>Confirm Order via Email</w:t>
-      </w:r>
-      <w:r>
-        <w:rPr>
-          <w:strike/>
-          <w:sz w:val="40"/>
-          <w:szCs w:val="40"/>
-        </w:rPr>
-        <w:t xml:space="preserve"> </w:t>
-      </w:r>
-    </w:p>
-    <w:p>
-      <w:pPr>
-        <w:rPr>
-          <w:sz w:val="40"/>
-          <w:szCs w:val="40"/>
-        </w:rPr>
-      </w:pPr>
     </w:p>
     <w:p>
       <w:pPr>
@@ -557,25 +476,51 @@
     </w:p>
     <w:p>
       <w:pPr>
+        <w:jc w:val="center"/>
+        <w:rPr>
+          <w:b/>
+          <w:bCs/>
+          <w:sz w:val="40"/>
+          <w:szCs w:val="40"/>
+        </w:rPr>
+      </w:pPr>
+    </w:p>
+    <w:p>
+      <w:pPr>
+        <w:jc w:val="center"/>
+        <w:rPr>
+          <w:b/>
+          <w:bCs/>
+          <w:sz w:val="40"/>
+          <w:szCs w:val="40"/>
+        </w:rPr>
+      </w:pPr>
+    </w:p>
+    <w:p>
+      <w:pPr>
         <w:pStyle w:val="ListParagraph"/>
         <w:numPr>
           <w:ilvl w:val="0"/>
           <w:numId w:val="4"/>
         </w:numPr>
         <w:rPr>
-          <w:sz w:val="40"/>
-          <w:szCs w:val="40"/>
-        </w:rPr>
-      </w:pPr>
-      <w:r>
-        <w:rPr>
-          <w:sz w:val="40"/>
-          <w:szCs w:val="40"/>
-        </w:rPr>
+          <w:strike/>
+          <w:sz w:val="40"/>
+          <w:szCs w:val="40"/>
+        </w:rPr>
+      </w:pPr>
+      <w:r>
+        <w:rPr>
+          <w:strike/>
+          <w:sz w:val="40"/>
+          <w:szCs w:val="40"/>
+        </w:rPr>
+        <w:lastRenderedPageBreak/>
         <w:t>(Add, Edit, Delete) Payment Methods</w:t>
       </w:r>
       <w:r>
         <w:rPr>
+          <w:strike/>
           <w:sz w:val="40"/>
           <w:szCs w:val="40"/>
         </w:rPr>
@@ -599,7 +544,14 @@
           <w:sz w:val="40"/>
           <w:szCs w:val="40"/>
         </w:rPr>
-        <w:t xml:space="preserve">(Add, Edit, Delete) Shipping Addresses </w:t>
+        <w:t>View Transactions</w:t>
+      </w:r>
+      <w:r>
+        <w:rPr>
+          <w:sz w:val="40"/>
+          <w:szCs w:val="40"/>
+        </w:rPr>
+        <w:t xml:space="preserve"> </w:t>
       </w:r>
     </w:p>
     <w:p>
@@ -610,19 +562,22 @@
           <w:numId w:val="4"/>
         </w:numPr>
         <w:rPr>
-          <w:sz w:val="40"/>
-          <w:szCs w:val="40"/>
-        </w:rPr>
-      </w:pPr>
-      <w:r>
-        <w:rPr>
-          <w:sz w:val="40"/>
-          <w:szCs w:val="40"/>
-        </w:rPr>
-        <w:t>View Transactions</w:t>
-      </w:r>
-      <w:r>
-        <w:rPr>
+          <w:strike/>
+          <w:sz w:val="40"/>
+          <w:szCs w:val="40"/>
+        </w:rPr>
+      </w:pPr>
+      <w:r>
+        <w:rPr>
+          <w:strike/>
+          <w:sz w:val="40"/>
+          <w:szCs w:val="40"/>
+        </w:rPr>
+        <w:t>Search By (Name, Category)</w:t>
+      </w:r>
+      <w:r>
+        <w:rPr>
+          <w:strike/>
           <w:sz w:val="40"/>
           <w:szCs w:val="40"/>
         </w:rPr>
@@ -648,7 +603,7 @@
           <w:sz w:val="40"/>
           <w:szCs w:val="40"/>
         </w:rPr>
-        <w:t>Shipment Updates via Text</w:t>
+        <w:t>(Add, Update, Delete) a Review</w:t>
       </w:r>
       <w:r>
         <w:rPr>
@@ -667,19 +622,22 @@
           <w:numId w:val="4"/>
         </w:numPr>
         <w:rPr>
-          <w:sz w:val="40"/>
-          <w:szCs w:val="40"/>
-        </w:rPr>
-      </w:pPr>
-      <w:r>
-        <w:rPr>
-          <w:sz w:val="40"/>
-          <w:szCs w:val="40"/>
-        </w:rPr>
-        <w:t>Search By (Name, Category)</w:t>
-      </w:r>
-      <w:r>
-        <w:rPr>
+          <w:strike/>
+          <w:sz w:val="40"/>
+          <w:szCs w:val="40"/>
+        </w:rPr>
+      </w:pPr>
+      <w:r>
+        <w:rPr>
+          <w:strike/>
+          <w:sz w:val="40"/>
+          <w:szCs w:val="40"/>
+        </w:rPr>
+        <w:t>(Upvote, Report) a Review</w:t>
+      </w:r>
+      <w:r>
+        <w:rPr>
+          <w:strike/>
           <w:sz w:val="40"/>
           <w:szCs w:val="40"/>
         </w:rPr>
@@ -705,149 +663,11 @@
           <w:sz w:val="40"/>
           <w:szCs w:val="40"/>
         </w:rPr>
-        <w:t>Filter Based on Diff Attributes</w:t>
-      </w:r>
-      <w:r>
-        <w:rPr>
-          <w:strike/>
-          <w:sz w:val="40"/>
-          <w:szCs w:val="40"/>
-        </w:rPr>
-        <w:t xml:space="preserve"> </w:t>
-      </w:r>
-    </w:p>
-    <w:p>
-      <w:pPr>
-        <w:pStyle w:val="ListParagraph"/>
-        <w:numPr>
-          <w:ilvl w:val="0"/>
-          <w:numId w:val="4"/>
-        </w:numPr>
-        <w:rPr>
-          <w:sz w:val="40"/>
-          <w:szCs w:val="40"/>
-        </w:rPr>
-      </w:pPr>
-      <w:r>
-        <w:rPr>
-          <w:sz w:val="40"/>
-          <w:szCs w:val="40"/>
-        </w:rPr>
-        <w:t>(Add, Update, Delete) a Review</w:t>
-      </w:r>
-      <w:r>
-        <w:rPr>
-          <w:sz w:val="40"/>
-          <w:szCs w:val="40"/>
-        </w:rPr>
-        <w:t xml:space="preserve"> </w:t>
-      </w:r>
-    </w:p>
-    <w:p>
-      <w:pPr>
-        <w:pStyle w:val="ListParagraph"/>
-        <w:numPr>
-          <w:ilvl w:val="0"/>
-          <w:numId w:val="4"/>
-        </w:numPr>
-        <w:rPr>
-          <w:sz w:val="40"/>
-          <w:szCs w:val="40"/>
-        </w:rPr>
-      </w:pPr>
-      <w:r>
-        <w:rPr>
-          <w:sz w:val="40"/>
-          <w:szCs w:val="40"/>
-        </w:rPr>
-        <w:t>(Upvote, Report) a Review</w:t>
-      </w:r>
-      <w:r>
-        <w:rPr>
-          <w:sz w:val="40"/>
-          <w:szCs w:val="40"/>
-        </w:rPr>
-        <w:t xml:space="preserve"> </w:t>
-      </w:r>
-    </w:p>
-    <w:p>
-      <w:pPr>
-        <w:pStyle w:val="ListParagraph"/>
-        <w:numPr>
-          <w:ilvl w:val="0"/>
-          <w:numId w:val="4"/>
-        </w:numPr>
-        <w:rPr>
-          <w:strike/>
-          <w:sz w:val="40"/>
-          <w:szCs w:val="40"/>
-        </w:rPr>
-      </w:pPr>
-      <w:r>
-        <w:rPr>
-          <w:strike/>
-          <w:sz w:val="40"/>
-          <w:szCs w:val="40"/>
-        </w:rPr>
-        <w:t>Filter Reviews By (Time, Votes Count)</w:t>
-      </w:r>
-      <w:r>
-        <w:rPr>
-          <w:strike/>
-          <w:sz w:val="40"/>
-          <w:szCs w:val="40"/>
-        </w:rPr>
-        <w:t xml:space="preserve"> </w:t>
-      </w:r>
-    </w:p>
-    <w:p>
-      <w:pPr>
-        <w:pStyle w:val="ListParagraph"/>
-        <w:numPr>
-          <w:ilvl w:val="0"/>
-          <w:numId w:val="4"/>
-        </w:numPr>
-        <w:rPr>
-          <w:sz w:val="40"/>
-          <w:szCs w:val="40"/>
-        </w:rPr>
-      </w:pPr>
-      <w:r>
-        <w:rPr>
-          <w:sz w:val="40"/>
-          <w:szCs w:val="40"/>
-        </w:rPr>
-        <w:t>Redeem Coupons</w:t>
-      </w:r>
-      <w:r>
-        <w:rPr>
-          <w:sz w:val="40"/>
-          <w:szCs w:val="40"/>
-        </w:rPr>
-        <w:t xml:space="preserve"> </w:t>
-      </w:r>
-    </w:p>
-    <w:p>
-      <w:pPr>
-        <w:pStyle w:val="ListParagraph"/>
-        <w:numPr>
-          <w:ilvl w:val="0"/>
-          <w:numId w:val="4"/>
-        </w:numPr>
-        <w:rPr>
-          <w:sz w:val="40"/>
-          <w:szCs w:val="40"/>
-        </w:rPr>
-      </w:pPr>
-      <w:r>
-        <w:rPr>
-          <w:sz w:val="40"/>
-          <w:szCs w:val="40"/>
-        </w:rPr>
         <w:t>Send Support Tickets</w:t>
       </w:r>
       <w:r>
         <w:rPr>
+          <w:strike/>
           <w:sz w:val="40"/>
           <w:szCs w:val="40"/>
         </w:rPr>
@@ -911,182 +731,152 @@
         <w:rPr>
           <w:sz w:val="40"/>
         </w:rPr>
+        <w:t>(Add, Update, Delete) Products</w:t>
+      </w:r>
+    </w:p>
+    <w:p>
+      <w:pPr>
+        <w:pStyle w:val="ListParagraph"/>
+        <w:numPr>
+          <w:ilvl w:val="0"/>
+          <w:numId w:val="5"/>
+        </w:numPr>
+        <w:rPr>
+          <w:sz w:val="40"/>
+        </w:rPr>
+      </w:pPr>
+      <w:r>
+        <w:rPr>
+          <w:sz w:val="40"/>
+        </w:rPr>
+        <w:t>Fulfill</w:t>
+      </w:r>
+      <w:r>
+        <w:rPr>
+          <w:sz w:val="40"/>
+        </w:rPr>
+        <w:t xml:space="preserve"> </w:t>
+      </w:r>
+      <w:r>
+        <w:rPr>
+          <w:sz w:val="40"/>
+        </w:rPr>
+        <w:t>Orders</w:t>
+      </w:r>
+    </w:p>
+    <w:p>
+      <w:pPr>
+        <w:pStyle w:val="ListParagraph"/>
+        <w:numPr>
+          <w:ilvl w:val="0"/>
+          <w:numId w:val="5"/>
+        </w:numPr>
+        <w:rPr>
+          <w:strike/>
+          <w:sz w:val="40"/>
+        </w:rPr>
+      </w:pPr>
+      <w:r>
+        <w:rPr>
+          <w:strike/>
+          <w:sz w:val="40"/>
+        </w:rPr>
+        <w:t>Accept, Reject Returns</w:t>
+      </w:r>
+    </w:p>
+    <w:p>
+      <w:pPr>
+        <w:pStyle w:val="ListParagraph"/>
+        <w:numPr>
+          <w:ilvl w:val="0"/>
+          <w:numId w:val="5"/>
+        </w:numPr>
+        <w:rPr>
+          <w:sz w:val="40"/>
+        </w:rPr>
+      </w:pPr>
+      <w:r>
+        <w:rPr>
+          <w:sz w:val="40"/>
+        </w:rPr>
+        <w:t>Inventory Management</w:t>
+      </w:r>
+    </w:p>
+    <w:p>
+      <w:pPr>
+        <w:pStyle w:val="ListParagraph"/>
+        <w:numPr>
+          <w:ilvl w:val="0"/>
+          <w:numId w:val="5"/>
+        </w:numPr>
+        <w:rPr>
+          <w:strike/>
+          <w:sz w:val="40"/>
+        </w:rPr>
+      </w:pPr>
+      <w:r>
+        <w:rPr>
+          <w:strike/>
+          <w:sz w:val="40"/>
+        </w:rPr>
+        <w:t>View sales reports, Order summaries, and Customer feedback.</w:t>
+      </w:r>
+    </w:p>
+    <w:p>
+      <w:pPr>
+        <w:pStyle w:val="ListParagraph"/>
+        <w:numPr>
+          <w:ilvl w:val="0"/>
+          <w:numId w:val="5"/>
+        </w:numPr>
+        <w:rPr>
+          <w:sz w:val="40"/>
+        </w:rPr>
+      </w:pPr>
+      <w:r>
+        <w:rPr>
+          <w:sz w:val="40"/>
+        </w:rPr>
+        <w:t>C</w:t>
+      </w:r>
+      <w:r>
+        <w:rPr>
+          <w:sz w:val="40"/>
+        </w:rPr>
+        <w:t xml:space="preserve">reate and manage </w:t>
+      </w:r>
+      <w:r>
+        <w:rPr>
+          <w:sz w:val="40"/>
+        </w:rPr>
+        <w:t>D</w:t>
+      </w:r>
+      <w:r>
+        <w:rPr>
+          <w:sz w:val="40"/>
+        </w:rPr>
+        <w:t>iscounts or promotional codes for their products.</w:t>
+      </w:r>
+    </w:p>
+    <w:p>
+      <w:pPr>
+        <w:pStyle w:val="ListParagraph"/>
+        <w:numPr>
+          <w:ilvl w:val="0"/>
+          <w:numId w:val="5"/>
+        </w:numPr>
+        <w:rPr>
+          <w:strike/>
+          <w:sz w:val="40"/>
+        </w:rPr>
+      </w:pPr>
+      <w:r>
+        <w:rPr>
+          <w:strike/>
+          <w:sz w:val="40"/>
+        </w:rPr>
         <w:lastRenderedPageBreak/>
-        <w:t>(Add, Update, Delete) Products</w:t>
-      </w:r>
-    </w:p>
-    <w:p>
-      <w:pPr>
-        <w:pStyle w:val="ListParagraph"/>
-        <w:numPr>
-          <w:ilvl w:val="0"/>
-          <w:numId w:val="5"/>
-        </w:numPr>
-        <w:rPr>
-          <w:sz w:val="40"/>
-        </w:rPr>
-      </w:pPr>
-      <w:r>
-        <w:rPr>
-          <w:sz w:val="40"/>
-        </w:rPr>
-        <w:t>Fulfill</w:t>
-      </w:r>
-      <w:r>
-        <w:rPr>
-          <w:sz w:val="40"/>
-        </w:rPr>
-        <w:t xml:space="preserve"> </w:t>
-      </w:r>
-      <w:r>
-        <w:rPr>
-          <w:sz w:val="40"/>
-        </w:rPr>
-        <w:t>Orders</w:t>
-      </w:r>
-    </w:p>
-    <w:p>
-      <w:pPr>
-        <w:pStyle w:val="ListParagraph"/>
-        <w:numPr>
-          <w:ilvl w:val="0"/>
-          <w:numId w:val="5"/>
-        </w:numPr>
-        <w:rPr>
-          <w:sz w:val="40"/>
-        </w:rPr>
-      </w:pPr>
-      <w:r>
-        <w:rPr>
-          <w:sz w:val="40"/>
-        </w:rPr>
-        <w:t>Accept, Reject Returns</w:t>
-      </w:r>
-    </w:p>
-    <w:p>
-      <w:pPr>
-        <w:pStyle w:val="ListParagraph"/>
-        <w:numPr>
-          <w:ilvl w:val="0"/>
-          <w:numId w:val="5"/>
-        </w:numPr>
-        <w:rPr>
-          <w:sz w:val="40"/>
-        </w:rPr>
-      </w:pPr>
-      <w:r>
-        <w:rPr>
-          <w:sz w:val="40"/>
-        </w:rPr>
-        <w:t>Inventory Management</w:t>
-      </w:r>
-    </w:p>
-    <w:p>
-      <w:pPr>
-        <w:pStyle w:val="ListParagraph"/>
-        <w:numPr>
-          <w:ilvl w:val="0"/>
-          <w:numId w:val="5"/>
-        </w:numPr>
-        <w:rPr>
-          <w:sz w:val="40"/>
-        </w:rPr>
-      </w:pPr>
-      <w:r>
-        <w:rPr>
-          <w:sz w:val="40"/>
-        </w:rPr>
-        <w:t>V</w:t>
-      </w:r>
-      <w:r>
-        <w:rPr>
-          <w:sz w:val="40"/>
-        </w:rPr>
-        <w:t xml:space="preserve">iew sales reports, </w:t>
-      </w:r>
-      <w:r>
-        <w:rPr>
-          <w:sz w:val="40"/>
-        </w:rPr>
-        <w:t>O</w:t>
-      </w:r>
-      <w:r>
-        <w:rPr>
-          <w:sz w:val="40"/>
-        </w:rPr>
-        <w:t xml:space="preserve">rder summaries, and </w:t>
-      </w:r>
-      <w:r>
-        <w:rPr>
-          <w:sz w:val="40"/>
-        </w:rPr>
-        <w:t>C</w:t>
-      </w:r>
-      <w:r>
-        <w:rPr>
-          <w:sz w:val="40"/>
-        </w:rPr>
-        <w:t>ustomer feedback.</w:t>
-      </w:r>
-    </w:p>
-    <w:p>
-      <w:pPr>
-        <w:pStyle w:val="ListParagraph"/>
-        <w:numPr>
-          <w:ilvl w:val="0"/>
-          <w:numId w:val="5"/>
-        </w:numPr>
-        <w:rPr>
-          <w:sz w:val="40"/>
-        </w:rPr>
-      </w:pPr>
-      <w:r>
-        <w:rPr>
-          <w:sz w:val="40"/>
-        </w:rPr>
-        <w:t>C</w:t>
-      </w:r>
-      <w:r>
-        <w:rPr>
-          <w:sz w:val="40"/>
-        </w:rPr>
-        <w:t xml:space="preserve">reate and manage </w:t>
-      </w:r>
-      <w:r>
-        <w:rPr>
-          <w:sz w:val="40"/>
-        </w:rPr>
-        <w:t>D</w:t>
-      </w:r>
-      <w:r>
-        <w:rPr>
-          <w:sz w:val="40"/>
-        </w:rPr>
-        <w:t>iscounts or promotional codes for their products.</w:t>
-      </w:r>
-    </w:p>
-    <w:p>
-      <w:pPr>
-        <w:pStyle w:val="ListParagraph"/>
-        <w:numPr>
-          <w:ilvl w:val="0"/>
-          <w:numId w:val="5"/>
-        </w:numPr>
-        <w:rPr>
-          <w:sz w:val="40"/>
-        </w:rPr>
-      </w:pPr>
-      <w:r>
-        <w:rPr>
-          <w:sz w:val="40"/>
-        </w:rPr>
-        <w:t>C</w:t>
-      </w:r>
-      <w:r>
-        <w:rPr>
-          <w:sz w:val="40"/>
-        </w:rPr>
-        <w:t>ommunicate with customers regarding orders, questions, or feedback.</w:t>
+        <w:t>Communicate with customers regarding orders, questions, or feedback.</w:t>
       </w:r>
     </w:p>
     <w:p>
@@ -1260,7 +1050,6 @@
           <w:sz w:val="40"/>
           <w:szCs w:val="40"/>
         </w:rPr>
-        <w:lastRenderedPageBreak/>
         <w:t>Order Monitoring</w:t>
       </w:r>
     </w:p>
@@ -1292,12 +1081,14 @@
           <w:numId w:val="7"/>
         </w:numPr>
         <w:rPr>
-          <w:sz w:val="40"/>
-          <w:szCs w:val="40"/>
-        </w:rPr>
-      </w:pPr>
-      <w:r>
-        <w:rPr>
+          <w:strike/>
+          <w:sz w:val="40"/>
+          <w:szCs w:val="40"/>
+        </w:rPr>
+      </w:pPr>
+      <w:r>
+        <w:rPr>
+          <w:strike/>
           <w:sz w:val="40"/>
           <w:szCs w:val="40"/>
         </w:rPr>
@@ -1312,12 +1103,14 @@
           <w:numId w:val="7"/>
         </w:numPr>
         <w:rPr>
-          <w:sz w:val="40"/>
-          <w:szCs w:val="40"/>
-        </w:rPr>
-      </w:pPr>
-      <w:r>
-        <w:rPr>
+          <w:strike/>
+          <w:sz w:val="40"/>
+          <w:szCs w:val="40"/>
+        </w:rPr>
+      </w:pPr>
+      <w:r>
+        <w:rPr>
+          <w:strike/>
           <w:sz w:val="40"/>
           <w:szCs w:val="40"/>
         </w:rPr>

--- a/UseCases/Use Cases.docx
+++ b/UseCases/Use Cases.docx
@@ -1115,6 +1115,14 @@
           <w:szCs w:val="40"/>
         </w:rPr>
         <w:t>Track User Activity</w:t>
+      </w:r>
+      <w:r>
+        <w:rPr>
+          <w:strike/>
+          <w:sz w:val="40"/>
+          <w:szCs w:val="40"/>
+        </w:rPr>
+        <w:t xml:space="preserve"> </w:t>
       </w:r>
     </w:p>
     <w:p>

--- a/UseCases/Use Cases.docx
+++ b/UseCases/Use Cases.docx
@@ -902,31 +902,6 @@
         </w:rPr>
         <w:t>anage their financial details and track payouts from sales.</w:t>
       </w:r>
-    </w:p>
-    <w:p>
-      <w:pPr>
-        <w:pStyle w:val="ListParagraph"/>
-        <w:numPr>
-          <w:ilvl w:val="0"/>
-          <w:numId w:val="5"/>
-        </w:numPr>
-        <w:rPr>
-          <w:sz w:val="40"/>
-        </w:rPr>
-      </w:pPr>
-      <w:r>
-        <w:rPr>
-          <w:sz w:val="40"/>
-        </w:rPr>
-        <w:t>view customer ratings and feedback on their products</w:t>
-      </w:r>
-    </w:p>
-    <w:p>
-      <w:pPr>
-        <w:rPr>
-          <w:sz w:val="40"/>
-        </w:rPr>
-      </w:pPr>
     </w:p>
     <w:p>
       <w:pPr>
